--- a/Expenxe installarla sull'iPhone.docx
+++ b/Expenxe installarla sull'iPhone.docx
@@ -186,7 +186,7 @@
       <w:r>
         <w:drawing>
           <wp:inline distT="0" distB="0" distL="0" distR="0">
-            <wp:extent cx="3465779" cy="7498080"/>
+            <wp:extent cx="2324100" cy="5029200"/>
             <wp:docPr id="1" name="image1" descr="Passo 1: pagina di Expenxe in Safari con il pulsante Condividi evidenziato"/>
             <a:graphic xmlns:a="http://schemas.openxmlformats.org/drawingml/2006/main">
               <a:graphicData uri="http://schemas.openxmlformats.org/drawingml/2006/picture">
@@ -204,7 +204,7 @@
                   <pic:spPr>
                     <a:xfrm>
                       <a:off x="0" y="0"/>
-                      <a:ext cx="3465779" cy="7498080"/>
+                      <a:ext cx="2324100" cy="5029200"/>
                     </a:xfrm>
                     <a:prstGeom prst="rect">
                       <a:avLst/>
@@ -249,7 +249,7 @@
       <w:r>
         <w:drawing>
           <wp:inline distT="0" distB="0" distL="0" distR="0">
-            <wp:extent cx="3465779" cy="7498080"/>
+            <wp:extent cx="2324100" cy="5029200"/>
             <wp:docPr id="2" name="image2" descr="Passo 2: menu Condividi con la voce Aggiungi alla schermata Home evidenziata"/>
             <a:graphic xmlns:a="http://schemas.openxmlformats.org/drawingml/2006/main">
               <a:graphicData uri="http://schemas.openxmlformats.org/drawingml/2006/picture">
@@ -267,7 +267,7 @@
                   <pic:spPr>
                     <a:xfrm>
                       <a:off x="0" y="0"/>
-                      <a:ext cx="3465779" cy="7498080"/>
+                      <a:ext cx="2324100" cy="5029200"/>
                     </a:xfrm>
                     <a:prstGeom prst="rect">
                       <a:avLst/>
@@ -312,7 +312,7 @@
       <w:r>
         <w:drawing>
           <wp:inline distT="0" distB="0" distL="0" distR="0">
-            <wp:extent cx="3465779" cy="7498080"/>
+            <wp:extent cx="2324100" cy="5029200"/>
             <wp:docPr id="3" name="image3" descr="Passo 3: schermata Aggiungi alla schermata Home con il pulsante Aggiungi evidenziato"/>
             <a:graphic xmlns:a="http://schemas.openxmlformats.org/drawingml/2006/main">
               <a:graphicData uri="http://schemas.openxmlformats.org/drawingml/2006/picture">
@@ -330,7 +330,7 @@
                   <pic:spPr>
                     <a:xfrm>
                       <a:off x="0" y="0"/>
-                      <a:ext cx="3465779" cy="7498080"/>
+                      <a:ext cx="2324100" cy="5029200"/>
                     </a:xfrm>
                     <a:prstGeom prst="rect">
                       <a:avLst/>
@@ -366,7 +366,7 @@
       <w:r>
         <w:drawing>
           <wp:inline distT="0" distB="0" distL="0" distR="0">
-            <wp:extent cx="3465779" cy="7498080"/>
+            <wp:extent cx="2324100" cy="5029200"/>
             <wp:docPr id="4" name="image4" descr="Passo 4: schermata Home con l'icona Expenxe evidenziata"/>
             <a:graphic xmlns:a="http://schemas.openxmlformats.org/drawingml/2006/main">
               <a:graphicData uri="http://schemas.openxmlformats.org/drawingml/2006/picture">
@@ -384,7 +384,7 @@
                   <pic:spPr>
                     <a:xfrm>
                       <a:off x="0" y="0"/>
-                      <a:ext cx="3465779" cy="7498080"/>
+                      <a:ext cx="2324100" cy="5029200"/>
                     </a:xfrm>
                     <a:prstGeom prst="rect">
                       <a:avLst/>
@@ -467,7 +467,7 @@
       <w:r>
         <w:drawing>
           <wp:inline distT="0" distB="0" distL="0" distR="0">
-            <wp:extent cx="3465779" cy="7498080"/>
+            <wp:extent cx="2324100" cy="5029200"/>
             <wp:docPr id="5" name="image5" descr="Impostazioni: lingua, nome e caricamento del modello"/>
             <a:graphic xmlns:a="http://schemas.openxmlformats.org/drawingml/2006/main">
               <a:graphicData uri="http://schemas.openxmlformats.org/drawingml/2006/picture">
@@ -485,7 +485,7 @@
                   <pic:spPr>
                     <a:xfrm>
                       <a:off x="0" y="0"/>
-                      <a:ext cx="3465779" cy="7498080"/>
+                      <a:ext cx="2324100" cy="5029200"/>
                     </a:xfrm>
                     <a:prstGeom prst="rect">
                       <a:avLst/>
@@ -682,7 +682,7 @@
       <w:r>
         <w:drawing>
           <wp:inline distT="0" distB="0" distL="0" distR="0">
-            <wp:extent cx="3465779" cy="7498080"/>
+            <wp:extent cx="2324100" cy="5029200"/>
             <wp:docPr id="6" name="image6" descr="Nuova spesa: importo, voce del modello, data e destinazione"/>
             <a:graphic xmlns:a="http://schemas.openxmlformats.org/drawingml/2006/main">
               <a:graphicData uri="http://schemas.openxmlformats.org/drawingml/2006/picture">
@@ -700,7 +700,7 @@
                   <pic:spPr>
                     <a:xfrm>
                       <a:off x="0" y="0"/>
-                      <a:ext cx="3465779" cy="7498080"/>
+                      <a:ext cx="2324100" cy="5029200"/>
                     </a:xfrm>
                     <a:prstGeom prst="rect">
                       <a:avLst/>
@@ -718,7 +718,7 @@
       <w:r>
         <w:drawing>
           <wp:inline distT="0" distB="0" distL="0" distR="0">
-            <wp:extent cx="3465779" cy="7498080"/>
+            <wp:extent cx="2324100" cy="5029200"/>
             <wp:docPr id="7" name="image7" descr="Nuova spesa: documento, allegato e Salva"/>
             <a:graphic xmlns:a="http://schemas.openxmlformats.org/drawingml/2006/main">
               <a:graphicData uri="http://schemas.openxmlformats.org/drawingml/2006/picture">
@@ -736,7 +736,7 @@
                   <pic:spPr>
                     <a:xfrm>
                       <a:off x="0" y="0"/>
-                      <a:ext cx="3465779" cy="7498080"/>
+                      <a:ext cx="2324100" cy="5029200"/>
                     </a:xfrm>
                     <a:prstGeom prst="rect">
                       <a:avLst/>
@@ -760,7 +760,7 @@
       <w:r>
         <w:drawing>
           <wp:inline distT="0" distB="0" distL="0" distR="0">
-            <wp:extent cx="3465779" cy="7498080"/>
+            <wp:extent cx="2324100" cy="5029200"/>
             <wp:docPr id="8" name="image8" descr="Lista delle spese di ottobre con i totali"/>
             <a:graphic xmlns:a="http://schemas.openxmlformats.org/drawingml/2006/main">
               <a:graphicData uri="http://schemas.openxmlformats.org/drawingml/2006/picture">
@@ -778,7 +778,7 @@
                   <pic:spPr>
                     <a:xfrm>
                       <a:off x="0" y="0"/>
-                      <a:ext cx="3465779" cy="7498080"/>
+                      <a:ext cx="2324100" cy="5029200"/>
                     </a:xfrm>
                     <a:prstGeom prst="rect">
                       <a:avLst/>
@@ -913,7 +913,7 @@
       <w:r>
         <w:drawing>
           <wp:inline distT="0" distB="0" distL="0" distR="0">
-            <wp:extent cx="3465779" cy="7498080"/>
+            <wp:extent cx="2324100" cy="5029200"/>
             <wp:docPr id="9" name="image9" descr="Nota spese: totali per voce ed elenco numerato"/>
             <a:graphic xmlns:a="http://schemas.openxmlformats.org/drawingml/2006/main">
               <a:graphicData uri="http://schemas.openxmlformats.org/drawingml/2006/picture">
@@ -931,7 +931,7 @@
                   <pic:spPr>
                     <a:xfrm>
                       <a:off x="0" y="0"/>
-                      <a:ext cx="3465779" cy="7498080"/>
+                      <a:ext cx="2324100" cy="5029200"/>
                     </a:xfrm>
                     <a:prstGeom prst="rect">
                       <a:avLst/>

--- a/Expenxe installarla sull'iPhone.docx
+++ b/Expenxe installarla sull'iPhone.docx
@@ -33,7 +33,7 @@
     <w:p>
       <w:pPr/>
       <w:r>
-        <w:t xml:space="preserve">Expenxe è una web app per iPhone che compila la nota spese Estun al posto tuo. Durante il mese registri ogni spesa in pochi secondi (importo, voce del modello, fattura o scontrino, foto o PDF); a fine mese genera i due file </w:t>
+        <w:t xml:space="preserve">Expenxe è una web app per iPhone che compila la nota spese al posto tuo. Durante il mese registri ogni spesa in pochi secondi (importo, voce del modello, fattura o scontrino, foto o PDF); a fine mese genera i due file </w:t>
       </w:r>
       <w:r>
         <w:rPr>
@@ -51,7 +51,7 @@
         <w:t xml:space="preserve">Receipt</w:t>
       </w:r>
       <w:r>
-        <w:t xml:space="preserve"> già compilati sul modello "Travel and Living Expenses", più gli zip con i documenti numerati come nella colonna F.</w:t>
+        <w:t xml:space="preserve"> già compilati sul modello "Travel and Living Expenses", più i documenti numerati come nella colonna F, in zip o in un unico PDF.</w:t>
       </w:r>
     </w:p>
     <w:p>
@@ -145,358 +145,608 @@
         <w:t xml:space="preserve">: da Chrome o da altre app l'icona non funziona come app.</w:t>
       </w:r>
     </w:p>
-    <w:p>
-      <w:pPr>
-        <w:pStyle w:val="ListParagraph"/>
-        <w:numPr>
-          <w:ilvl w:val="0"/>
-          <w:numId w:val="3"/>
-        </w:numPr>
-      </w:pPr>
-      <w:r>
-        <w:rPr>
-          <w:b/>
-        </w:rPr>
-        <w:t xml:space="preserve">Apri il link in Safari</w:t>
-      </w:r>
-      <w:r>
-        <w:t xml:space="preserve"> e tocca il pulsante </w:t>
-      </w:r>
-      <w:r>
-        <w:rPr>
-          <w:b/>
-        </w:rPr>
-        <w:t xml:space="preserve">Condividi</w:t>
-      </w:r>
-      <w:r>
-        <w:t xml:space="preserve"> (il quadrato con la freccia in su). Su iOS 26, se non lo vedi, tocca prima </w:t>
-      </w:r>
-      <w:r>
-        <w:rPr>
-          <w:b/>
-        </w:rPr>
-        <w:t xml:space="preserve">⋯</w:t>
-      </w:r>
-      <w:r>
-        <w:t xml:space="preserve"> accanto all'indirizzo.</w:t>
-      </w:r>
+    <w:tbl>
+      <w:tblPr>
+        <w:tblW w:w="9360" w:type="dxa"/>
+        <w:tblLayout w:type="fixed"/>
+        <w:tblBorders>
+          <w:top w:val="nil"/>
+          <w:left w:val="nil"/>
+          <w:bottom w:val="nil"/>
+          <w:right w:val="nil"/>
+          <w:insideH w:val="nil"/>
+          <w:insideV w:val="nil"/>
+        </w:tblBorders>
+        <w:tblCellMar>
+          <w:top w:w="60" w:type="dxa"/>
+          <w:left w:w="0" w:type="dxa"/>
+          <w:bottom w:w="60" w:type="dxa"/>
+          <w:right w:w="240" w:type="dxa"/>
+        </w:tblCellMar>
+        <w:tblLook w:val="0000" w:firstRow="0" w:lastRow="0" w:firstColumn="0" w:lastColumn="0" w:noHBand="1" w:noVBand="1"/>
+      </w:tblPr>
+      <w:tblGrid>
+        <w:gridCol w:w="2700"/>
+        <w:gridCol w:w="6660"/>
+      </w:tblGrid>
+      <w:tr>
+        <w:trPr>
+          <w:cantSplit/>
+        </w:trPr>
+        <w:tc>
+          <w:tcPr>
+            <w:tcW w:w="2700" w:type="dxa"/>
+            <w:vAlign w:val="center"/>
+          </w:tcPr>
+          <w:p>
+            <w:pPr>
+              <w:spacing w:before="0" w:after="0"/>
+              <w:jc w:val="center"/>
+            </w:pPr>
+            <w:r>
+              <w:drawing>
+                <wp:inline distT="0" distB="0" distL="0" distR="0">
+                  <wp:extent cx="1479296" cy="3200400"/>
+                  <wp:docPr id="1" name="image1" descr="Passo 1: pagina di Expenxe in Safari con il pulsante Condividi evidenziato"/>
+                  <a:graphic xmlns:a="http://schemas.openxmlformats.org/drawingml/2006/main">
+                    <a:graphicData uri="http://schemas.openxmlformats.org/drawingml/2006/picture">
+                      <pic:pic xmlns:pic="http://schemas.openxmlformats.org/drawingml/2006/picture">
+                        <pic:nvPicPr>
+                          <pic:cNvPr id="1" name="image1" descr="Passo 1: pagina di Expenxe in Safari con il pulsante Condividi evidenziato"/>
+                          <pic:cNvPicPr/>
+                        </pic:nvPicPr>
+                        <pic:blipFill>
+                          <a:blip r:embed="rId4"/>
+                          <a:stretch>
+                            <a:fillRect/>
+                          </a:stretch>
+                        </pic:blipFill>
+                        <pic:spPr>
+                          <a:xfrm>
+                            <a:off x="0" y="0"/>
+                            <a:ext cx="1479296" cy="3200400"/>
+                          </a:xfrm>
+                          <a:prstGeom prst="rect">
+                            <a:avLst/>
+                          </a:prstGeom>
+                        </pic:spPr>
+                      </pic:pic>
+                    </a:graphicData>
+                  </a:graphic>
+                </wp:inline>
+              </w:drawing>
+            </w:r>
+          </w:p>
+        </w:tc>
+        <w:tc>
+          <w:tcPr>
+            <w:tcW w:w="6660" w:type="dxa"/>
+            <w:vAlign w:val="center"/>
+          </w:tcPr>
+          <w:p>
+            <w:pPr>
+              <w:pStyle w:val="ListParagraph"/>
+              <w:numPr>
+                <w:ilvl w:val="0"/>
+                <w:numId w:val="3"/>
+              </w:numPr>
+            </w:pPr>
+            <w:r>
+              <w:rPr>
+                <w:b/>
+              </w:rPr>
+              <w:t xml:space="preserve">Apri il link in Safari</w:t>
+            </w:r>
+            <w:r>
+              <w:t xml:space="preserve"> e tocca il pulsante </w:t>
+            </w:r>
+            <w:r>
+              <w:rPr>
+                <w:b/>
+              </w:rPr>
+              <w:t xml:space="preserve">Condividi</w:t>
+            </w:r>
+            <w:r>
+              <w:t xml:space="preserve"> (il quadrato con la freccia in su). Su iOS 26, se non lo vedi, tocca prima </w:t>
+            </w:r>
+            <w:r>
+              <w:rPr>
+                <w:b/>
+              </w:rPr>
+              <w:t xml:space="preserve">⋯</w:t>
+            </w:r>
+            <w:r>
+              <w:t xml:space="preserve"> accanto all'indirizzo.</w:t>
+            </w:r>
+          </w:p>
+        </w:tc>
+      </w:tr>
+    </w:tbl>
+    <w:p>
+      <w:pPr>
+        <w:spacing w:before="0" w:after="120"/>
+      </w:pPr>
+    </w:p>
+    <w:tbl>
+      <w:tblPr>
+        <w:tblW w:w="9360" w:type="dxa"/>
+        <w:tblLayout w:type="fixed"/>
+        <w:tblBorders>
+          <w:top w:val="nil"/>
+          <w:left w:val="nil"/>
+          <w:bottom w:val="nil"/>
+          <w:right w:val="nil"/>
+          <w:insideH w:val="nil"/>
+          <w:insideV w:val="nil"/>
+        </w:tblBorders>
+        <w:tblCellMar>
+          <w:top w:w="60" w:type="dxa"/>
+          <w:left w:w="0" w:type="dxa"/>
+          <w:bottom w:w="60" w:type="dxa"/>
+          <w:right w:w="240" w:type="dxa"/>
+        </w:tblCellMar>
+        <w:tblLook w:val="0000" w:firstRow="0" w:lastRow="0" w:firstColumn="0" w:lastColumn="0" w:noHBand="1" w:noVBand="1"/>
+      </w:tblPr>
+      <w:tblGrid>
+        <w:gridCol w:w="2700"/>
+        <w:gridCol w:w="6660"/>
+      </w:tblGrid>
+      <w:tr>
+        <w:trPr>
+          <w:cantSplit/>
+        </w:trPr>
+        <w:tc>
+          <w:tcPr>
+            <w:tcW w:w="2700" w:type="dxa"/>
+            <w:vAlign w:val="center"/>
+          </w:tcPr>
+          <w:p>
+            <w:pPr>
+              <w:spacing w:before="0" w:after="0"/>
+              <w:jc w:val="center"/>
+            </w:pPr>
+            <w:r>
+              <w:drawing>
+                <wp:inline distT="0" distB="0" distL="0" distR="0">
+                  <wp:extent cx="1479296" cy="3200400"/>
+                  <wp:docPr id="2" name="image2" descr="Passo 2: menu Condividi con la voce Aggiungi alla schermata Home evidenziata"/>
+                  <a:graphic xmlns:a="http://schemas.openxmlformats.org/drawingml/2006/main">
+                    <a:graphicData uri="http://schemas.openxmlformats.org/drawingml/2006/picture">
+                      <pic:pic xmlns:pic="http://schemas.openxmlformats.org/drawingml/2006/picture">
+                        <pic:nvPicPr>
+                          <pic:cNvPr id="2" name="image2" descr="Passo 2: menu Condividi con la voce Aggiungi alla schermata Home evidenziata"/>
+                          <pic:cNvPicPr/>
+                        </pic:nvPicPr>
+                        <pic:blipFill>
+                          <a:blip r:embed="rId5"/>
+                          <a:stretch>
+                            <a:fillRect/>
+                          </a:stretch>
+                        </pic:blipFill>
+                        <pic:spPr>
+                          <a:xfrm>
+                            <a:off x="0" y="0"/>
+                            <a:ext cx="1479296" cy="3200400"/>
+                          </a:xfrm>
+                          <a:prstGeom prst="rect">
+                            <a:avLst/>
+                          </a:prstGeom>
+                        </pic:spPr>
+                      </pic:pic>
+                    </a:graphicData>
+                  </a:graphic>
+                </wp:inline>
+              </w:drawing>
+            </w:r>
+          </w:p>
+        </w:tc>
+        <w:tc>
+          <w:tcPr>
+            <w:tcW w:w="6660" w:type="dxa"/>
+            <w:vAlign w:val="center"/>
+          </w:tcPr>
+          <w:p>
+            <w:pPr>
+              <w:pStyle w:val="ListParagraph"/>
+              <w:numPr>
+                <w:ilvl w:val="0"/>
+                <w:numId w:val="4"/>
+              </w:numPr>
+            </w:pPr>
+            <w:r>
+              <w:rPr>
+                <w:b/>
+              </w:rPr>
+              <w:t xml:space="preserve">Scorri il menu e tocca "Aggiungi alla schermata Home".</w:t>
+            </w:r>
+            <w:r>
+              <w:t xml:space="preserve"> Se non compare, tocca </w:t>
+            </w:r>
+            <w:r>
+              <w:rPr>
+                <w:b/>
+              </w:rPr>
+              <w:t xml:space="preserve">Modifica azioni</w:t>
+            </w:r>
+            <w:r>
+              <w:t xml:space="preserve"> in fondo al menu e attivala.</w:t>
+            </w:r>
+          </w:p>
+        </w:tc>
+      </w:tr>
+    </w:tbl>
+    <w:p>
+      <w:pPr>
+        <w:spacing w:before="0" w:after="120"/>
+      </w:pPr>
+    </w:p>
+    <w:tbl>
+      <w:tblPr>
+        <w:tblW w:w="9360" w:type="dxa"/>
+        <w:tblLayout w:type="fixed"/>
+        <w:tblBorders>
+          <w:top w:val="nil"/>
+          <w:left w:val="nil"/>
+          <w:bottom w:val="nil"/>
+          <w:right w:val="nil"/>
+          <w:insideH w:val="nil"/>
+          <w:insideV w:val="nil"/>
+        </w:tblBorders>
+        <w:tblCellMar>
+          <w:top w:w="60" w:type="dxa"/>
+          <w:left w:w="0" w:type="dxa"/>
+          <w:bottom w:w="60" w:type="dxa"/>
+          <w:right w:w="240" w:type="dxa"/>
+        </w:tblCellMar>
+        <w:tblLook w:val="0000" w:firstRow="0" w:lastRow="0" w:firstColumn="0" w:lastColumn="0" w:noHBand="1" w:noVBand="1"/>
+      </w:tblPr>
+      <w:tblGrid>
+        <w:gridCol w:w="2700"/>
+        <w:gridCol w:w="6660"/>
+      </w:tblGrid>
+      <w:tr>
+        <w:trPr>
+          <w:cantSplit/>
+        </w:trPr>
+        <w:tc>
+          <w:tcPr>
+            <w:tcW w:w="2700" w:type="dxa"/>
+            <w:vAlign w:val="center"/>
+          </w:tcPr>
+          <w:p>
+            <w:pPr>
+              <w:spacing w:before="0" w:after="0"/>
+              <w:jc w:val="center"/>
+            </w:pPr>
+            <w:r>
+              <w:drawing>
+                <wp:inline distT="0" distB="0" distL="0" distR="0">
+                  <wp:extent cx="1479296" cy="3200400"/>
+                  <wp:docPr id="3" name="image3" descr="Passo 3: schermata Aggiungi alla schermata Home con il pulsante Aggiungi evidenziato"/>
+                  <a:graphic xmlns:a="http://schemas.openxmlformats.org/drawingml/2006/main">
+                    <a:graphicData uri="http://schemas.openxmlformats.org/drawingml/2006/picture">
+                      <pic:pic xmlns:pic="http://schemas.openxmlformats.org/drawingml/2006/picture">
+                        <pic:nvPicPr>
+                          <pic:cNvPr id="3" name="image3" descr="Passo 3: schermata Aggiungi alla schermata Home con il pulsante Aggiungi evidenziato"/>
+                          <pic:cNvPicPr/>
+                        </pic:nvPicPr>
+                        <pic:blipFill>
+                          <a:blip r:embed="rId6"/>
+                          <a:stretch>
+                            <a:fillRect/>
+                          </a:stretch>
+                        </pic:blipFill>
+                        <pic:spPr>
+                          <a:xfrm>
+                            <a:off x="0" y="0"/>
+                            <a:ext cx="1479296" cy="3200400"/>
+                          </a:xfrm>
+                          <a:prstGeom prst="rect">
+                            <a:avLst/>
+                          </a:prstGeom>
+                        </pic:spPr>
+                      </pic:pic>
+                    </a:graphicData>
+                  </a:graphic>
+                </wp:inline>
+              </w:drawing>
+            </w:r>
+          </w:p>
+        </w:tc>
+        <w:tc>
+          <w:tcPr>
+            <w:tcW w:w="6660" w:type="dxa"/>
+            <w:vAlign w:val="center"/>
+          </w:tcPr>
+          <w:p>
+            <w:pPr>
+              <w:pStyle w:val="ListParagraph"/>
+              <w:numPr>
+                <w:ilvl w:val="0"/>
+                <w:numId w:val="5"/>
+              </w:numPr>
+            </w:pPr>
+            <w:r>
+              <w:rPr>
+                <w:b/>
+              </w:rPr>
+              <w:t xml:space="preserve">Lascia il nome "Expenxe" e tocca "Aggiungi"</w:t>
+            </w:r>
+            <w:r>
+              <w:t xml:space="preserve"> in alto a destra. Se compare l'opzione </w:t>
+            </w:r>
+            <w:r>
+              <w:rPr>
+                <w:b/>
+              </w:rPr>
+              <w:t xml:space="preserve">Apri come app web</w:t>
+            </w:r>
+            <w:r>
+              <w:t xml:space="preserve">, lasciala attiva.</w:t>
+            </w:r>
+          </w:p>
+        </w:tc>
+      </w:tr>
+    </w:tbl>
+    <w:p>
+      <w:pPr>
+        <w:spacing w:before="0" w:after="120"/>
+      </w:pPr>
+    </w:p>
+    <w:tbl>
+      <w:tblPr>
+        <w:tblW w:w="9360" w:type="dxa"/>
+        <w:tblLayout w:type="fixed"/>
+        <w:tblBorders>
+          <w:top w:val="nil"/>
+          <w:left w:val="nil"/>
+          <w:bottom w:val="nil"/>
+          <w:right w:val="nil"/>
+          <w:insideH w:val="nil"/>
+          <w:insideV w:val="nil"/>
+        </w:tblBorders>
+        <w:tblCellMar>
+          <w:top w:w="60" w:type="dxa"/>
+          <w:left w:w="0" w:type="dxa"/>
+          <w:bottom w:w="60" w:type="dxa"/>
+          <w:right w:w="240" w:type="dxa"/>
+        </w:tblCellMar>
+        <w:tblLook w:val="0000" w:firstRow="0" w:lastRow="0" w:firstColumn="0" w:lastColumn="0" w:noHBand="1" w:noVBand="1"/>
+      </w:tblPr>
+      <w:tblGrid>
+        <w:gridCol w:w="2700"/>
+        <w:gridCol w:w="6660"/>
+      </w:tblGrid>
+      <w:tr>
+        <w:trPr>
+          <w:cantSplit/>
+        </w:trPr>
+        <w:tc>
+          <w:tcPr>
+            <w:tcW w:w="2700" w:type="dxa"/>
+            <w:vAlign w:val="center"/>
+          </w:tcPr>
+          <w:p>
+            <w:pPr>
+              <w:spacing w:before="0" w:after="0"/>
+              <w:jc w:val="center"/>
+            </w:pPr>
+            <w:r>
+              <w:drawing>
+                <wp:inline distT="0" distB="0" distL="0" distR="0">
+                  <wp:extent cx="1479296" cy="3200400"/>
+                  <wp:docPr id="4" name="image4" descr="Passo 4: schermata Home con l'icona Expenxe evidenziata"/>
+                  <a:graphic xmlns:a="http://schemas.openxmlformats.org/drawingml/2006/main">
+                    <a:graphicData uri="http://schemas.openxmlformats.org/drawingml/2006/picture">
+                      <pic:pic xmlns:pic="http://schemas.openxmlformats.org/drawingml/2006/picture">
+                        <pic:nvPicPr>
+                          <pic:cNvPr id="4" name="image4" descr="Passo 4: schermata Home con l'icona Expenxe evidenziata"/>
+                          <pic:cNvPicPr/>
+                        </pic:nvPicPr>
+                        <pic:blipFill>
+                          <a:blip r:embed="rId7"/>
+                          <a:stretch>
+                            <a:fillRect/>
+                          </a:stretch>
+                        </pic:blipFill>
+                        <pic:spPr>
+                          <a:xfrm>
+                            <a:off x="0" y="0"/>
+                            <a:ext cx="1479296" cy="3200400"/>
+                          </a:xfrm>
+                          <a:prstGeom prst="rect">
+                            <a:avLst/>
+                          </a:prstGeom>
+                        </pic:spPr>
+                      </pic:pic>
+                    </a:graphicData>
+                  </a:graphic>
+                </wp:inline>
+              </w:drawing>
+            </w:r>
+          </w:p>
+        </w:tc>
+        <w:tc>
+          <w:tcPr>
+            <w:tcW w:w="6660" w:type="dxa"/>
+            <w:vAlign w:val="center"/>
+          </w:tcPr>
+          <w:p>
+            <w:pPr>
+              <w:pStyle w:val="ListParagraph"/>
+              <w:numPr>
+                <w:ilvl w:val="0"/>
+                <w:numId w:val="6"/>
+              </w:numPr>
+            </w:pPr>
+            <w:r>
+              <w:rPr>
+                <w:b/>
+              </w:rPr>
+              <w:t xml:space="preserve">Apri Expenxe sempre dall'icona</w:t>
+            </w:r>
+            <w:r>
+              <w:t xml:space="preserve"> sulla schermata Home, non da Safari. I dati sono legati all'icona: la stessa pagina aperta in Safari risulta vuota.</w:t>
+            </w:r>
+          </w:p>
+        </w:tc>
+      </w:tr>
+    </w:tbl>
+    <w:p>
+      <w:pPr>
+        <w:spacing w:before="0" w:after="120"/>
+      </w:pPr>
     </w:p>
     <w:p>
       <w:pPr/>
       <w:r>
-        <w:drawing>
-          <wp:inline distT="0" distB="0" distL="0" distR="0">
-            <wp:extent cx="2324100" cy="5029200"/>
-            <wp:docPr id="1" name="image1" descr="Passo 1: pagina di Expenxe in Safari con il pulsante Condividi evidenziato"/>
-            <a:graphic xmlns:a="http://schemas.openxmlformats.org/drawingml/2006/main">
-              <a:graphicData uri="http://schemas.openxmlformats.org/drawingml/2006/picture">
-                <pic:pic xmlns:pic="http://schemas.openxmlformats.org/drawingml/2006/picture">
-                  <pic:nvPicPr>
-                    <pic:cNvPr id="1" name="image1" descr="Passo 1: pagina di Expenxe in Safari con il pulsante Condividi evidenziato"/>
-                    <pic:cNvPicPr/>
-                  </pic:nvPicPr>
-                  <pic:blipFill>
-                    <a:blip r:embed="rId4"/>
-                    <a:stretch>
-                      <a:fillRect/>
-                    </a:stretch>
-                  </pic:blipFill>
-                  <pic:spPr>
-                    <a:xfrm>
-                      <a:off x="0" y="0"/>
-                      <a:ext cx="2324100" cy="5029200"/>
-                    </a:xfrm>
-                    <a:prstGeom prst="rect">
-                      <a:avLst/>
-                    </a:prstGeom>
-                  </pic:spPr>
-                </pic:pic>
-              </a:graphicData>
-            </a:graphic>
-          </wp:inline>
-        </w:drawing>
-      </w:r>
-    </w:p>
-    <w:p>
-      <w:pPr>
-        <w:pStyle w:val="ListParagraph"/>
-        <w:numPr>
-          <w:ilvl w:val="0"/>
-          <w:numId w:val="4"/>
-        </w:numPr>
-      </w:pPr>
-      <w:r>
-        <w:rPr>
-          <w:b/>
-        </w:rPr>
-        <w:t xml:space="preserve">Scorri il menu e tocca "Aggiungi alla schermata Home".</w:t>
-      </w:r>
-      <w:r>
-        <w:t xml:space="preserve"> Se non compare, tocca </w:t>
-      </w:r>
-      <w:r>
-        <w:rPr>
-          <w:b/>
-        </w:rPr>
-        <w:t xml:space="preserve">Modifica azioni</w:t>
-      </w:r>
-      <w:r>
-        <w:t xml:space="preserve"> in fondo al menu e attivala.</w:t>
+        <w:t xml:space="preserve">Le schermate di Safari sono illustrative: colori e posizione dei pulsanti possono cambiare leggermente con la versione di iOS.</w:t>
+      </w:r>
+    </w:p>
+    <w:p>
+      <w:pPr>
+        <w:pStyle w:val="Heading2"/>
+      </w:pPr>
+      <w:r>
+        <w:t xml:space="preserve">Primo avvio</w:t>
       </w:r>
     </w:p>
     <w:p>
       <w:pPr/>
       <w:r>
-        <w:drawing>
-          <wp:inline distT="0" distB="0" distL="0" distR="0">
-            <wp:extent cx="2324100" cy="5029200"/>
-            <wp:docPr id="2" name="image2" descr="Passo 2: menu Condividi con la voce Aggiungi alla schermata Home evidenziata"/>
-            <a:graphic xmlns:a="http://schemas.openxmlformats.org/drawingml/2006/main">
-              <a:graphicData uri="http://schemas.openxmlformats.org/drawingml/2006/picture">
-                <pic:pic xmlns:pic="http://schemas.openxmlformats.org/drawingml/2006/picture">
-                  <pic:nvPicPr>
-                    <pic:cNvPr id="2" name="image2" descr="Passo 2: menu Condividi con la voce Aggiungi alla schermata Home evidenziata"/>
-                    <pic:cNvPicPr/>
-                  </pic:nvPicPr>
-                  <pic:blipFill>
-                    <a:blip r:embed="rId5"/>
-                    <a:stretch>
-                      <a:fillRect/>
-                    </a:stretch>
-                  </pic:blipFill>
-                  <pic:spPr>
-                    <a:xfrm>
-                      <a:off x="0" y="0"/>
-                      <a:ext cx="2324100" cy="5029200"/>
-                    </a:xfrm>
-                    <a:prstGeom prst="rect">
-                      <a:avLst/>
-                    </a:prstGeom>
-                  </pic:spPr>
-                </pic:pic>
-              </a:graphicData>
-            </a:graphic>
-          </wp:inline>
-        </w:drawing>
-      </w:r>
-    </w:p>
-    <w:p>
-      <w:pPr>
-        <w:pStyle w:val="ListParagraph"/>
-        <w:numPr>
-          <w:ilvl w:val="0"/>
-          <w:numId w:val="5"/>
-        </w:numPr>
-      </w:pPr>
-      <w:r>
-        <w:rPr>
-          <w:b/>
-        </w:rPr>
-        <w:t xml:space="preserve">Lascia il nome "Expenxe" e tocca "Aggiungi"</w:t>
-      </w:r>
-      <w:r>
-        <w:t xml:space="preserve"> in alto a destra. Se compare l'opzione </w:t>
-      </w:r>
-      <w:r>
-        <w:rPr>
-          <w:b/>
-        </w:rPr>
-        <w:t xml:space="preserve">Apri come app web</w:t>
-      </w:r>
-      <w:r>
-        <w:t xml:space="preserve">, lasciala attiva.</w:t>
-      </w:r>
-    </w:p>
-    <w:p>
-      <w:pPr/>
-      <w:r>
-        <w:drawing>
-          <wp:inline distT="0" distB="0" distL="0" distR="0">
-            <wp:extent cx="2324100" cy="5029200"/>
-            <wp:docPr id="3" name="image3" descr="Passo 3: schermata Aggiungi alla schermata Home con il pulsante Aggiungi evidenziato"/>
-            <a:graphic xmlns:a="http://schemas.openxmlformats.org/drawingml/2006/main">
-              <a:graphicData uri="http://schemas.openxmlformats.org/drawingml/2006/picture">
-                <pic:pic xmlns:pic="http://schemas.openxmlformats.org/drawingml/2006/picture">
-                  <pic:nvPicPr>
-                    <pic:cNvPr id="3" name="image3" descr="Passo 3: schermata Aggiungi alla schermata Home con il pulsante Aggiungi evidenziato"/>
-                    <pic:cNvPicPr/>
-                  </pic:nvPicPr>
-                  <pic:blipFill>
-                    <a:blip r:embed="rId6"/>
-                    <a:stretch>
-                      <a:fillRect/>
-                    </a:stretch>
-                  </pic:blipFill>
-                  <pic:spPr>
-                    <a:xfrm>
-                      <a:off x="0" y="0"/>
-                      <a:ext cx="2324100" cy="5029200"/>
-                    </a:xfrm>
-                    <a:prstGeom prst="rect">
-                      <a:avLst/>
-                    </a:prstGeom>
-                  </pic:spPr>
-                </pic:pic>
-              </a:graphicData>
-            </a:graphic>
-          </wp:inline>
-        </w:drawing>
-      </w:r>
-    </w:p>
-    <w:p>
-      <w:pPr>
-        <w:pStyle w:val="ListParagraph"/>
-        <w:numPr>
-          <w:ilvl w:val="0"/>
-          <w:numId w:val="6"/>
-        </w:numPr>
-      </w:pPr>
-      <w:r>
-        <w:rPr>
-          <w:b/>
-        </w:rPr>
-        <w:t xml:space="preserve">Apri Expenxe sempre dall'icona</w:t>
-      </w:r>
-      <w:r>
-        <w:t xml:space="preserve"> sulla schermata Home, non da Safari. I dati sono legati all'icona: la stessa pagina aperta in Safari risulta vuota.</w:t>
-      </w:r>
-    </w:p>
-    <w:p>
-      <w:pPr/>
-      <w:r>
-        <w:drawing>
-          <wp:inline distT="0" distB="0" distL="0" distR="0">
-            <wp:extent cx="2324100" cy="5029200"/>
-            <wp:docPr id="4" name="image4" descr="Passo 4: schermata Home con l'icona Expenxe evidenziata"/>
-            <a:graphic xmlns:a="http://schemas.openxmlformats.org/drawingml/2006/main">
-              <a:graphicData uri="http://schemas.openxmlformats.org/drawingml/2006/picture">
-                <pic:pic xmlns:pic="http://schemas.openxmlformats.org/drawingml/2006/picture">
-                  <pic:nvPicPr>
-                    <pic:cNvPr id="4" name="image4" descr="Passo 4: schermata Home con l'icona Expenxe evidenziata"/>
-                    <pic:cNvPicPr/>
-                  </pic:nvPicPr>
-                  <pic:blipFill>
-                    <a:blip r:embed="rId7"/>
-                    <a:stretch>
-                      <a:fillRect/>
-                    </a:stretch>
-                  </pic:blipFill>
-                  <pic:spPr>
-                    <a:xfrm>
-                      <a:off x="0" y="0"/>
-                      <a:ext cx="2324100" cy="5029200"/>
-                    </a:xfrm>
-                    <a:prstGeom prst="rect">
-                      <a:avLst/>
-                    </a:prstGeom>
-                  </pic:spPr>
-                </pic:pic>
-              </a:graphicData>
-            </a:graphic>
-          </wp:inline>
-        </w:drawing>
-      </w:r>
-    </w:p>
-    <w:p>
-      <w:pPr/>
-      <w:r>
-        <w:t xml:space="preserve">Le schermate di Safari sono illustrative: colori e posizione dei pulsanti possono cambiare leggermente con la versione di iOS.</w:t>
-      </w:r>
-    </w:p>
-    <w:p>
-      <w:pPr>
-        <w:pStyle w:val="Heading2"/>
-      </w:pPr>
-      <w:r>
-        <w:t xml:space="preserve">Primo avvio</w:t>
-      </w:r>
-    </w:p>
-    <w:p>
-      <w:pPr/>
-      <w:r>
         <w:t xml:space="preserve">Al primo avvio servono due cose, da fare una volta sola dall'icona ⚙︎ in alto a destra.</w:t>
       </w:r>
     </w:p>
-    <w:p>
-      <w:pPr>
-        <w:pStyle w:val="ListParagraph"/>
-        <w:numPr>
-          <w:ilvl w:val="0"/>
-          <w:numId w:val="7"/>
-        </w:numPr>
-      </w:pPr>
-      <w:r>
-        <w:rPr>
-          <w:b/>
-        </w:rPr>
-        <w:t xml:space="preserve">Lingua e nome:</w:t>
-      </w:r>
-      <w:r>
-        <w:t xml:space="preserve"> scegli Italiano o English e scrivi nome e cognome come compaiono nel modello. Il nome va nella cella B2 e nel nome dei file (es. </w:t>
-      </w:r>
-      <w:r>
-        <w:rPr>
-          <w:rStyle w:val="CodeChar"/>
-        </w:rPr>
-        <w:t xml:space="preserve">26.10_ROSSI_M._Invoice.xlsx</w:t>
-      </w:r>
-      <w:r>
-        <w:t xml:space="preserve">).</w:t>
-      </w:r>
-    </w:p>
-    <w:p>
-      <w:pPr>
-        <w:pStyle w:val="ListParagraph"/>
-        <w:numPr>
-          <w:ilvl w:val="0"/>
-          <w:numId w:val="7"/>
-        </w:numPr>
-      </w:pPr>
-      <w:r>
-        <w:rPr>
-          <w:b/>
-        </w:rPr>
-        <w:t xml:space="preserve">Carica modello (.xlsx):</w:t>
-      </w:r>
-      <w:r>
-        <w:t xml:space="preserve"> scegli dall'app File la tua nota spese di un mese qualsiasi, Invoice o Receipt. L'app ne usa la struttura e svuota ogni volta le righe dei giorni.</w:t>
-      </w:r>
-    </w:p>
-    <w:p>
-      <w:pPr/>
-      <w:r>
-        <w:drawing>
-          <wp:inline distT="0" distB="0" distL="0" distR="0">
-            <wp:extent cx="2324100" cy="5029200"/>
-            <wp:docPr id="5" name="image5" descr="Impostazioni: lingua, nome e caricamento del modello"/>
-            <a:graphic xmlns:a="http://schemas.openxmlformats.org/drawingml/2006/main">
-              <a:graphicData uri="http://schemas.openxmlformats.org/drawingml/2006/picture">
-                <pic:pic xmlns:pic="http://schemas.openxmlformats.org/drawingml/2006/picture">
-                  <pic:nvPicPr>
-                    <pic:cNvPr id="5" name="image5" descr="Impostazioni: lingua, nome e caricamento del modello"/>
-                    <pic:cNvPicPr/>
-                  </pic:nvPicPr>
-                  <pic:blipFill>
-                    <a:blip r:embed="rId8"/>
-                    <a:stretch>
-                      <a:fillRect/>
-                    </a:stretch>
-                  </pic:blipFill>
-                  <pic:spPr>
-                    <a:xfrm>
-                      <a:off x="0" y="0"/>
-                      <a:ext cx="2324100" cy="5029200"/>
-                    </a:xfrm>
-                    <a:prstGeom prst="rect">
-                      <a:avLst/>
-                    </a:prstGeom>
-                  </pic:spPr>
-                </pic:pic>
-              </a:graphicData>
-            </a:graphic>
-          </wp:inline>
-        </w:drawing>
-      </w:r>
+    <w:tbl>
+      <w:tblPr>
+        <w:tblW w:w="9360" w:type="dxa"/>
+        <w:tblLayout w:type="fixed"/>
+        <w:tblBorders>
+          <w:top w:val="nil"/>
+          <w:left w:val="nil"/>
+          <w:bottom w:val="nil"/>
+          <w:right w:val="nil"/>
+          <w:insideH w:val="nil"/>
+          <w:insideV w:val="nil"/>
+        </w:tblBorders>
+        <w:tblCellMar>
+          <w:top w:w="60" w:type="dxa"/>
+          <w:left w:w="0" w:type="dxa"/>
+          <w:bottom w:w="60" w:type="dxa"/>
+          <w:right w:w="240" w:type="dxa"/>
+        </w:tblCellMar>
+        <w:tblLook w:val="0000" w:firstRow="0" w:lastRow="0" w:firstColumn="0" w:lastColumn="0" w:noHBand="1" w:noVBand="1"/>
+      </w:tblPr>
+      <w:tblGrid>
+        <w:gridCol w:w="2700"/>
+        <w:gridCol w:w="6660"/>
+      </w:tblGrid>
+      <w:tr>
+        <w:trPr>
+          <w:cantSplit/>
+        </w:trPr>
+        <w:tc>
+          <w:tcPr>
+            <w:tcW w:w="2700" w:type="dxa"/>
+            <w:vAlign w:val="center"/>
+          </w:tcPr>
+          <w:p>
+            <w:pPr>
+              <w:spacing w:before="0" w:after="0"/>
+              <w:jc w:val="center"/>
+            </w:pPr>
+            <w:r>
+              <w:drawing>
+                <wp:inline distT="0" distB="0" distL="0" distR="0">
+                  <wp:extent cx="1479296" cy="3200400"/>
+                  <wp:docPr id="5" name="image5" descr="Impostazioni: lingua, nome e caricamento del modello"/>
+                  <a:graphic xmlns:a="http://schemas.openxmlformats.org/drawingml/2006/main">
+                    <a:graphicData uri="http://schemas.openxmlformats.org/drawingml/2006/picture">
+                      <pic:pic xmlns:pic="http://schemas.openxmlformats.org/drawingml/2006/picture">
+                        <pic:nvPicPr>
+                          <pic:cNvPr id="5" name="image5" descr="Impostazioni: lingua, nome e caricamento del modello"/>
+                          <pic:cNvPicPr/>
+                        </pic:nvPicPr>
+                        <pic:blipFill>
+                          <a:blip r:embed="rId8"/>
+                          <a:stretch>
+                            <a:fillRect/>
+                          </a:stretch>
+                        </pic:blipFill>
+                        <pic:spPr>
+                          <a:xfrm>
+                            <a:off x="0" y="0"/>
+                            <a:ext cx="1479296" cy="3200400"/>
+                          </a:xfrm>
+                          <a:prstGeom prst="rect">
+                            <a:avLst/>
+                          </a:prstGeom>
+                        </pic:spPr>
+                      </pic:pic>
+                    </a:graphicData>
+                  </a:graphic>
+                </wp:inline>
+              </w:drawing>
+            </w:r>
+          </w:p>
+        </w:tc>
+        <w:tc>
+          <w:tcPr>
+            <w:tcW w:w="6660" w:type="dxa"/>
+            <w:vAlign w:val="center"/>
+          </w:tcPr>
+          <w:p>
+            <w:pPr>
+              <w:pStyle w:val="ListParagraph"/>
+              <w:numPr>
+                <w:ilvl w:val="0"/>
+                <w:numId w:val="7"/>
+              </w:numPr>
+            </w:pPr>
+            <w:r>
+              <w:rPr>
+                <w:b/>
+              </w:rPr>
+              <w:t xml:space="preserve">Lingua e nome:</w:t>
+            </w:r>
+            <w:r>
+              <w:t xml:space="preserve"> scegli Italiano o English e scrivi nome e cognome come compaiono nel modello. Il nome va nella cella B2 e nel nome dei file (es. </w:t>
+            </w:r>
+            <w:r>
+              <w:rPr>
+                <w:rStyle w:val="CodeChar"/>
+              </w:rPr>
+              <w:t xml:space="preserve">26.10_ROSSI_M._Invoice.xlsx</w:t>
+            </w:r>
+            <w:r>
+              <w:t xml:space="preserve">).</w:t>
+            </w:r>
+          </w:p>
+          <w:p>
+            <w:pPr>
+              <w:pStyle w:val="ListParagraph"/>
+              <w:numPr>
+                <w:ilvl w:val="0"/>
+                <w:numId w:val="7"/>
+              </w:numPr>
+            </w:pPr>
+            <w:r>
+              <w:rPr>
+                <w:b/>
+              </w:rPr>
+              <w:t xml:space="preserve">Carica modello (.xlsx):</w:t>
+            </w:r>
+            <w:r>
+              <w:t xml:space="preserve"> scegli dall'app File la tua nota spese di un mese qualsiasi, Invoice o Receipt. L'app ne usa la struttura e svuota ogni volta le righe dei giorni.</w:t>
+            </w:r>
+          </w:p>
+        </w:tc>
+      </w:tr>
+    </w:tbl>
+    <w:p>
+      <w:pPr>
+        <w:spacing w:before="0" w:after="120"/>
+      </w:pPr>
     </w:p>
     <w:p>
       <w:pPr>
@@ -539,257 +789,538 @@
         <w:t xml:space="preserve">Registrare una spesa</w:t>
       </w:r>
     </w:p>
-    <w:p>
-      <w:pPr>
-        <w:pStyle w:val="ListParagraph"/>
-        <w:numPr>
-          <w:ilvl w:val="0"/>
-          <w:numId w:val="8"/>
-        </w:numPr>
-      </w:pPr>
-      <w:r>
-        <w:t xml:space="preserve">Scrivi l'</w:t>
-      </w:r>
-      <w:r>
-        <w:rPr>
-          <w:b/>
-        </w:rPr>
-        <w:t xml:space="preserve">importo</w:t>
-      </w:r>
-      <w:r>
-        <w:t xml:space="preserve"> e scegli la </w:t>
-      </w:r>
-      <w:r>
-        <w:rPr>
-          <w:b/>
-        </w:rPr>
-        <w:t xml:space="preserve">voce del modello</w:t>
-      </w:r>
-      <w:r>
-        <w:t xml:space="preserve">: la lettera è la colonna dell'Excel. Il pranzo va in </w:t>
-      </w:r>
-      <w:r>
-        <w:rPr>
-          <w:b/>
-        </w:rPr>
-        <w:t xml:space="preserve">O</w:t>
-      </w:r>
-      <w:r>
-        <w:t xml:space="preserve"> (o </w:t>
-      </w:r>
-      <w:r>
-        <w:rPr>
-          <w:b/>
-        </w:rPr>
-        <w:t xml:space="preserve">Q</w:t>
-      </w:r>
-      <w:r>
-        <w:t xml:space="preserve"> con inviti), perché su quelle voci viene trattenuto il ticket; la cena in </w:t>
-      </w:r>
-      <w:r>
-        <w:rPr>
-          <w:b/>
-        </w:rPr>
-        <w:t xml:space="preserve">I</w:t>
-      </w:r>
-      <w:r>
-        <w:t xml:space="preserve">.</w:t>
-      </w:r>
-    </w:p>
-    <w:p>
-      <w:pPr>
-        <w:pStyle w:val="ListParagraph"/>
-        <w:numPr>
-          <w:ilvl w:val="0"/>
-          <w:numId w:val="8"/>
-        </w:numPr>
-      </w:pPr>
-      <w:r>
-        <w:t xml:space="preserve">Controlla </w:t>
-      </w:r>
-      <w:r>
-        <w:rPr>
-          <w:b/>
-        </w:rPr>
-        <w:t xml:space="preserve">data</w:t>
-      </w:r>
-      <w:r>
-        <w:t xml:space="preserve"> (è già oggi) e </w:t>
-      </w:r>
-      <w:r>
-        <w:rPr>
-          <w:b/>
-        </w:rPr>
-        <w:t xml:space="preserve">destinazione</w:t>
-      </w:r>
-      <w:r>
-        <w:t xml:space="preserve"> (è già l'ultima usata); la nota facoltativa finisce nella colonna B insieme alla destinazione.</w:t>
-      </w:r>
-    </w:p>
-    <w:p>
-      <w:pPr>
-        <w:pStyle w:val="ListParagraph"/>
-        <w:numPr>
-          <w:ilvl w:val="0"/>
-          <w:numId w:val="8"/>
-        </w:numPr>
-      </w:pPr>
-      <w:r>
-        <w:t xml:space="preserve">Scegli </w:t>
-      </w:r>
-      <w:r>
-        <w:rPr>
-          <w:b/>
-        </w:rPr>
-        <w:t xml:space="preserve">Fattura</w:t>
-      </w:r>
-      <w:r>
-        <w:t xml:space="preserve"> o </w:t>
-      </w:r>
-      <w:r>
-        <w:rPr>
-          <w:b/>
-        </w:rPr>
-        <w:t xml:space="preserve">Scontrino</w:t>
-      </w:r>
-      <w:r>
-        <w:t xml:space="preserve"> e aggiungi foto o PDF; un documento di più pagine accetta fino a 8 allegati.</w:t>
-      </w:r>
-    </w:p>
-    <w:p>
-      <w:pPr>
-        <w:pStyle w:val="ListParagraph"/>
-        <w:numPr>
-          <w:ilvl w:val="0"/>
-          <w:numId w:val="8"/>
-        </w:numPr>
-      </w:pPr>
-      <w:r>
-        <w:t xml:space="preserve">Tocca </w:t>
-      </w:r>
-      <w:r>
-        <w:rPr>
-          <w:b/>
-        </w:rPr>
-        <w:t xml:space="preserve">Salva</w:t>
-      </w:r>
-      <w:r>
-        <w:t xml:space="preserve">. Se esiste già una spesa con stessa data, voce e importo, l'app chiede conferma.</w:t>
-      </w:r>
-    </w:p>
-    <w:p>
-      <w:pPr/>
-      <w:r>
-        <w:drawing>
-          <wp:inline distT="0" distB="0" distL="0" distR="0">
-            <wp:extent cx="2324100" cy="5029200"/>
-            <wp:docPr id="6" name="image6" descr="Nuova spesa: importo, voce del modello, data e destinazione"/>
-            <a:graphic xmlns:a="http://schemas.openxmlformats.org/drawingml/2006/main">
-              <a:graphicData uri="http://schemas.openxmlformats.org/drawingml/2006/picture">
-                <pic:pic xmlns:pic="http://schemas.openxmlformats.org/drawingml/2006/picture">
-                  <pic:nvPicPr>
-                    <pic:cNvPr id="6" name="image6" descr="Nuova spesa: importo, voce del modello, data e destinazione"/>
-                    <pic:cNvPicPr/>
-                  </pic:nvPicPr>
-                  <pic:blipFill>
-                    <a:blip r:embed="rId9"/>
-                    <a:stretch>
-                      <a:fillRect/>
-                    </a:stretch>
-                  </pic:blipFill>
-                  <pic:spPr>
-                    <a:xfrm>
-                      <a:off x="0" y="0"/>
-                      <a:ext cx="2324100" cy="5029200"/>
-                    </a:xfrm>
-                    <a:prstGeom prst="rect">
-                      <a:avLst/>
-                    </a:prstGeom>
-                  </pic:spPr>
-                </pic:pic>
-              </a:graphicData>
-            </a:graphic>
-          </wp:inline>
-        </w:drawing>
-      </w:r>
-    </w:p>
-    <w:p>
-      <w:pPr/>
-      <w:r>
-        <w:drawing>
-          <wp:inline distT="0" distB="0" distL="0" distR="0">
-            <wp:extent cx="2324100" cy="5029200"/>
-            <wp:docPr id="7" name="image7" descr="Nuova spesa: documento, allegato e Salva"/>
-            <a:graphic xmlns:a="http://schemas.openxmlformats.org/drawingml/2006/main">
-              <a:graphicData uri="http://schemas.openxmlformats.org/drawingml/2006/picture">
-                <pic:pic xmlns:pic="http://schemas.openxmlformats.org/drawingml/2006/picture">
-                  <pic:nvPicPr>
-                    <pic:cNvPr id="7" name="image7" descr="Nuova spesa: documento, allegato e Salva"/>
-                    <pic:cNvPicPr/>
-                  </pic:nvPicPr>
-                  <pic:blipFill>
-                    <a:blip r:embed="rId10"/>
-                    <a:stretch>
-                      <a:fillRect/>
-                    </a:stretch>
-                  </pic:blipFill>
-                  <pic:spPr>
-                    <a:xfrm>
-                      <a:off x="0" y="0"/>
-                      <a:ext cx="2324100" cy="5029200"/>
-                    </a:xfrm>
-                    <a:prstGeom prst="rect">
-                      <a:avLst/>
-                    </a:prstGeom>
-                  </pic:spPr>
-                </pic:pic>
-              </a:graphicData>
-            </a:graphic>
-          </wp:inline>
-        </w:drawing>
-      </w:r>
-    </w:p>
-    <w:p>
-      <w:pPr/>
-      <w:r>
-        <w:t xml:space="preserve">La lista mostra le spese per giorno, con il totale del mese diviso tra fatture e scontrini; l'icona a graffetta indica che c'è un allegato.</w:t>
-      </w:r>
-    </w:p>
-    <w:p>
-      <w:pPr/>
-      <w:r>
-        <w:drawing>
-          <wp:inline distT="0" distB="0" distL="0" distR="0">
-            <wp:extent cx="2324100" cy="5029200"/>
-            <wp:docPr id="8" name="image8" descr="Lista delle spese di ottobre con i totali"/>
-            <a:graphic xmlns:a="http://schemas.openxmlformats.org/drawingml/2006/main">
-              <a:graphicData uri="http://schemas.openxmlformats.org/drawingml/2006/picture">
-                <pic:pic xmlns:pic="http://schemas.openxmlformats.org/drawingml/2006/picture">
-                  <pic:nvPicPr>
-                    <pic:cNvPr id="8" name="image8" descr="Lista delle spese di ottobre con i totali"/>
-                    <pic:cNvPicPr/>
-                  </pic:nvPicPr>
-                  <pic:blipFill>
-                    <a:blip r:embed="rId11"/>
-                    <a:stretch>
-                      <a:fillRect/>
-                    </a:stretch>
-                  </pic:blipFill>
-                  <pic:spPr>
-                    <a:xfrm>
-                      <a:off x="0" y="0"/>
-                      <a:ext cx="2324100" cy="5029200"/>
-                    </a:xfrm>
-                    <a:prstGeom prst="rect">
-                      <a:avLst/>
-                    </a:prstGeom>
-                  </pic:spPr>
-                </pic:pic>
-              </a:graphicData>
-            </a:graphic>
-          </wp:inline>
-        </w:drawing>
-      </w:r>
+    <w:tbl>
+      <w:tblPr>
+        <w:tblW w:w="9360" w:type="dxa"/>
+        <w:tblLayout w:type="fixed"/>
+        <w:tblBorders>
+          <w:top w:val="nil"/>
+          <w:left w:val="nil"/>
+          <w:bottom w:val="nil"/>
+          <w:right w:val="nil"/>
+          <w:insideH w:val="nil"/>
+          <w:insideV w:val="nil"/>
+        </w:tblBorders>
+        <w:tblCellMar>
+          <w:top w:w="60" w:type="dxa"/>
+          <w:left w:w="0" w:type="dxa"/>
+          <w:bottom w:w="60" w:type="dxa"/>
+          <w:right w:w="240" w:type="dxa"/>
+        </w:tblCellMar>
+        <w:tblLook w:val="0000" w:firstRow="0" w:lastRow="0" w:firstColumn="0" w:lastColumn="0" w:noHBand="1" w:noVBand="1"/>
+      </w:tblPr>
+      <w:tblGrid>
+        <w:gridCol w:w="2700"/>
+        <w:gridCol w:w="6660"/>
+      </w:tblGrid>
+      <w:tr>
+        <w:trPr>
+          <w:cantSplit/>
+        </w:trPr>
+        <w:tc>
+          <w:tcPr>
+            <w:tcW w:w="2700" w:type="dxa"/>
+            <w:vAlign w:val="center"/>
+          </w:tcPr>
+          <w:p>
+            <w:pPr>
+              <w:spacing w:before="0" w:after="0"/>
+              <w:jc w:val="center"/>
+            </w:pPr>
+            <w:r>
+              <w:drawing>
+                <wp:inline distT="0" distB="0" distL="0" distR="0">
+                  <wp:extent cx="1479296" cy="3200400"/>
+                  <wp:docPr id="6" name="image6" descr="Nuova spesa: importo, voce del modello, data e destinazione"/>
+                  <a:graphic xmlns:a="http://schemas.openxmlformats.org/drawingml/2006/main">
+                    <a:graphicData uri="http://schemas.openxmlformats.org/drawingml/2006/picture">
+                      <pic:pic xmlns:pic="http://schemas.openxmlformats.org/drawingml/2006/picture">
+                        <pic:nvPicPr>
+                          <pic:cNvPr id="6" name="image6" descr="Nuova spesa: importo, voce del modello, data e destinazione"/>
+                          <pic:cNvPicPr/>
+                        </pic:nvPicPr>
+                        <pic:blipFill>
+                          <a:blip r:embed="rId9"/>
+                          <a:stretch>
+                            <a:fillRect/>
+                          </a:stretch>
+                        </pic:blipFill>
+                        <pic:spPr>
+                          <a:xfrm>
+                            <a:off x="0" y="0"/>
+                            <a:ext cx="1479296" cy="3200400"/>
+                          </a:xfrm>
+                          <a:prstGeom prst="rect">
+                            <a:avLst/>
+                          </a:prstGeom>
+                        </pic:spPr>
+                      </pic:pic>
+                    </a:graphicData>
+                  </a:graphic>
+                </wp:inline>
+              </w:drawing>
+            </w:r>
+          </w:p>
+        </w:tc>
+        <w:tc>
+          <w:tcPr>
+            <w:tcW w:w="6660" w:type="dxa"/>
+            <w:vAlign w:val="center"/>
+          </w:tcPr>
+          <w:p>
+            <w:pPr>
+              <w:pStyle w:val="ListParagraph"/>
+              <w:numPr>
+                <w:ilvl w:val="0"/>
+                <w:numId w:val="8"/>
+              </w:numPr>
+            </w:pPr>
+            <w:r>
+              <w:t xml:space="preserve">Scrivi l'</w:t>
+            </w:r>
+            <w:r>
+              <w:rPr>
+                <w:b/>
+              </w:rPr>
+              <w:t xml:space="preserve">importo</w:t>
+            </w:r>
+            <w:r>
+              <w:t xml:space="preserve"> e scegli la </w:t>
+            </w:r>
+            <w:r>
+              <w:rPr>
+                <w:b/>
+              </w:rPr>
+              <w:t xml:space="preserve">voce del modello</w:t>
+            </w:r>
+            <w:r>
+              <w:t xml:space="preserve">: la lettera è la colonna dell'Excel. Il pranzo va in </w:t>
+            </w:r>
+            <w:r>
+              <w:rPr>
+                <w:b/>
+              </w:rPr>
+              <w:t xml:space="preserve">O</w:t>
+            </w:r>
+            <w:r>
+              <w:t xml:space="preserve"> (o </w:t>
+            </w:r>
+            <w:r>
+              <w:rPr>
+                <w:b/>
+              </w:rPr>
+              <w:t xml:space="preserve">Q</w:t>
+            </w:r>
+            <w:r>
+              <w:t xml:space="preserve"> con inviti), perché su quelle voci viene trattenuto il ticket; la cena in </w:t>
+            </w:r>
+            <w:r>
+              <w:rPr>
+                <w:b/>
+              </w:rPr>
+              <w:t xml:space="preserve">I</w:t>
+            </w:r>
+            <w:r>
+              <w:t xml:space="preserve">.</w:t>
+            </w:r>
+          </w:p>
+          <w:p>
+            <w:pPr>
+              <w:pStyle w:val="ListParagraph"/>
+              <w:numPr>
+                <w:ilvl w:val="0"/>
+                <w:numId w:val="8"/>
+              </w:numPr>
+            </w:pPr>
+            <w:r>
+              <w:t xml:space="preserve">Controlla </w:t>
+            </w:r>
+            <w:r>
+              <w:rPr>
+                <w:b/>
+              </w:rPr>
+              <w:t xml:space="preserve">data</w:t>
+            </w:r>
+            <w:r>
+              <w:t xml:space="preserve"> (è già oggi) e </w:t>
+            </w:r>
+            <w:r>
+              <w:rPr>
+                <w:b/>
+              </w:rPr>
+              <w:t xml:space="preserve">destinazione</w:t>
+            </w:r>
+            <w:r>
+              <w:t xml:space="preserve"> (è già l'ultima usata); la nota facoltativa finisce nella colonna B insieme alla destinazione.</w:t>
+            </w:r>
+          </w:p>
+        </w:tc>
+      </w:tr>
+    </w:tbl>
+    <w:p>
+      <w:pPr>
+        <w:spacing w:before="0" w:after="120"/>
+      </w:pPr>
+    </w:p>
+    <w:tbl>
+      <w:tblPr>
+        <w:tblW w:w="9360" w:type="dxa"/>
+        <w:tblLayout w:type="fixed"/>
+        <w:tblBorders>
+          <w:top w:val="nil"/>
+          <w:left w:val="nil"/>
+          <w:bottom w:val="nil"/>
+          <w:right w:val="nil"/>
+          <w:insideH w:val="nil"/>
+          <w:insideV w:val="nil"/>
+        </w:tblBorders>
+        <w:tblCellMar>
+          <w:top w:w="60" w:type="dxa"/>
+          <w:left w:w="0" w:type="dxa"/>
+          <w:bottom w:w="60" w:type="dxa"/>
+          <w:right w:w="240" w:type="dxa"/>
+        </w:tblCellMar>
+        <w:tblLook w:val="0000" w:firstRow="0" w:lastRow="0" w:firstColumn="0" w:lastColumn="0" w:noHBand="1" w:noVBand="1"/>
+      </w:tblPr>
+      <w:tblGrid>
+        <w:gridCol w:w="2700"/>
+        <w:gridCol w:w="6660"/>
+      </w:tblGrid>
+      <w:tr>
+        <w:trPr>
+          <w:cantSplit/>
+        </w:trPr>
+        <w:tc>
+          <w:tcPr>
+            <w:tcW w:w="2700" w:type="dxa"/>
+            <w:vAlign w:val="center"/>
+          </w:tcPr>
+          <w:p>
+            <w:pPr>
+              <w:spacing w:before="0" w:after="0"/>
+              <w:jc w:val="center"/>
+            </w:pPr>
+            <w:r>
+              <w:drawing>
+                <wp:inline distT="0" distB="0" distL="0" distR="0">
+                  <wp:extent cx="1479296" cy="3200400"/>
+                  <wp:docPr id="7" name="image7" descr="Nuova spesa: documento, allegato e Salva"/>
+                  <a:graphic xmlns:a="http://schemas.openxmlformats.org/drawingml/2006/main">
+                    <a:graphicData uri="http://schemas.openxmlformats.org/drawingml/2006/picture">
+                      <pic:pic xmlns:pic="http://schemas.openxmlformats.org/drawingml/2006/picture">
+                        <pic:nvPicPr>
+                          <pic:cNvPr id="7" name="image7" descr="Nuova spesa: documento, allegato e Salva"/>
+                          <pic:cNvPicPr/>
+                        </pic:nvPicPr>
+                        <pic:blipFill>
+                          <a:blip r:embed="rId10"/>
+                          <a:stretch>
+                            <a:fillRect/>
+                          </a:stretch>
+                        </pic:blipFill>
+                        <pic:spPr>
+                          <a:xfrm>
+                            <a:off x="0" y="0"/>
+                            <a:ext cx="1479296" cy="3200400"/>
+                          </a:xfrm>
+                          <a:prstGeom prst="rect">
+                            <a:avLst/>
+                          </a:prstGeom>
+                        </pic:spPr>
+                      </pic:pic>
+                    </a:graphicData>
+                  </a:graphic>
+                </wp:inline>
+              </w:drawing>
+            </w:r>
+          </w:p>
+        </w:tc>
+        <w:tc>
+          <w:tcPr>
+            <w:tcW w:w="6660" w:type="dxa"/>
+            <w:vAlign w:val="center"/>
+          </w:tcPr>
+          <w:p>
+            <w:pPr>
+              <w:pStyle w:val="ListParagraph"/>
+              <w:numPr>
+                <w:ilvl w:val="0"/>
+                <w:numId w:val="8"/>
+              </w:numPr>
+            </w:pPr>
+            <w:r>
+              <w:t xml:space="preserve">Scegli </w:t>
+            </w:r>
+            <w:r>
+              <w:rPr>
+                <w:b/>
+              </w:rPr>
+              <w:t xml:space="preserve">Fattura</w:t>
+            </w:r>
+            <w:r>
+              <w:t xml:space="preserve"> o </w:t>
+            </w:r>
+            <w:r>
+              <w:rPr>
+                <w:b/>
+              </w:rPr>
+              <w:t xml:space="preserve">Scontrino</w:t>
+            </w:r>
+            <w:r>
+              <w:t xml:space="preserve"> e aggiungi foto o PDF; un documento di più pagine accetta fino a 8 allegati.</w:t>
+            </w:r>
+          </w:p>
+          <w:p>
+            <w:pPr>
+              <w:pStyle w:val="ListParagraph"/>
+              <w:numPr>
+                <w:ilvl w:val="0"/>
+                <w:numId w:val="8"/>
+              </w:numPr>
+            </w:pPr>
+            <w:r>
+              <w:t xml:space="preserve">Tocca </w:t>
+            </w:r>
+            <w:r>
+              <w:rPr>
+                <w:b/>
+              </w:rPr>
+              <w:t xml:space="preserve">Salva</w:t>
+            </w:r>
+            <w:r>
+              <w:t xml:space="preserve">. Se esiste già una spesa con stessa data, voce e importo, l'app chiede conferma.</w:t>
+            </w:r>
+          </w:p>
+        </w:tc>
+      </w:tr>
+    </w:tbl>
+    <w:p>
+      <w:pPr>
+        <w:spacing w:before="0" w:after="120"/>
+      </w:pPr>
+    </w:p>
+    <w:tbl>
+      <w:tblPr>
+        <w:tblW w:w="9360" w:type="dxa"/>
+        <w:tblLayout w:type="fixed"/>
+        <w:tblBorders>
+          <w:top w:val="nil"/>
+          <w:left w:val="nil"/>
+          <w:bottom w:val="nil"/>
+          <w:right w:val="nil"/>
+          <w:insideH w:val="nil"/>
+          <w:insideV w:val="nil"/>
+        </w:tblBorders>
+        <w:tblCellMar>
+          <w:top w:w="60" w:type="dxa"/>
+          <w:left w:w="0" w:type="dxa"/>
+          <w:bottom w:w="60" w:type="dxa"/>
+          <w:right w:w="240" w:type="dxa"/>
+        </w:tblCellMar>
+        <w:tblLook w:val="0000" w:firstRow="0" w:lastRow="0" w:firstColumn="0" w:lastColumn="0" w:noHBand="1" w:noVBand="1"/>
+      </w:tblPr>
+      <w:tblGrid>
+        <w:gridCol w:w="2700"/>
+        <w:gridCol w:w="6660"/>
+      </w:tblGrid>
+      <w:tr>
+        <w:trPr>
+          <w:cantSplit/>
+        </w:trPr>
+        <w:tc>
+          <w:tcPr>
+            <w:tcW w:w="2700" w:type="dxa"/>
+            <w:vAlign w:val="center"/>
+          </w:tcPr>
+          <w:p>
+            <w:pPr>
+              <w:spacing w:before="0" w:after="0"/>
+              <w:jc w:val="center"/>
+            </w:pPr>
+            <w:r>
+              <w:drawing>
+                <wp:inline distT="0" distB="0" distL="0" distR="0">
+                  <wp:extent cx="1479296" cy="3200400"/>
+                  <wp:docPr id="10" name="image10" descr="Ritaglia sul foglio: angoli del documento trovati in automatico"/>
+                  <a:graphic xmlns:a="http://schemas.openxmlformats.org/drawingml/2006/main">
+                    <a:graphicData uri="http://schemas.openxmlformats.org/drawingml/2006/picture">
+                      <pic:pic xmlns:pic="http://schemas.openxmlformats.org/drawingml/2006/picture">
+                        <pic:nvPicPr>
+                          <pic:cNvPr id="10" name="image10" descr="Ritaglia sul foglio: angoli del documento trovati in automatico"/>
+                          <pic:cNvPicPr/>
+                        </pic:nvPicPr>
+                        <pic:blipFill>
+                          <a:blip r:embed="rIdCrop10"/>
+                          <a:stretch>
+                            <a:fillRect/>
+                          </a:stretch>
+                        </pic:blipFill>
+                        <pic:spPr>
+                          <a:xfrm>
+                            <a:off x="0" y="0"/>
+                            <a:ext cx="1479296" cy="3200400"/>
+                          </a:xfrm>
+                          <a:prstGeom prst="rect">
+                            <a:avLst/>
+                          </a:prstGeom>
+                        </pic:spPr>
+                      </pic:pic>
+                    </a:graphicData>
+                  </a:graphic>
+                </wp:inline>
+              </w:drawing>
+            </w:r>
+          </w:p>
+        </w:tc>
+        <w:tc>
+          <w:tcPr>
+            <w:tcW w:w="6660" w:type="dxa"/>
+            <w:vAlign w:val="center"/>
+          </w:tcPr>
+          <w:p>
+            <w:pPr/>
+            <w:r>
+              <w:rPr>
+                <w:b/>
+              </w:rPr>
+              <w:t xml:space="preserve">Ritaglia sul foglio</w:t>
+            </w:r>
+            <w:r>
+              <w:t xml:space="preserve">: quando aggiungi una foto, l'app trova da sola i bordi del documento. Se serve, trascina gli angoli (una lente ingrandisce il punto), poi tocca </w:t>
+            </w:r>
+            <w:r>
+              <w:rPr>
+                <w:b/>
+              </w:rPr>
+              <w:t xml:space="preserve">Ritaglia</w:t>
+            </w:r>
+            <w:r>
+              <w:t xml:space="preserve">: il foglio viene raddrizzato. </w:t>
+            </w:r>
+            <w:r>
+              <w:rPr>
+                <w:b/>
+              </w:rPr>
+              <w:t xml:space="preserve">Foto intera</w:t>
+            </w:r>
+            <w:r>
+              <w:t xml:space="preserve"> tiene la foto com'è.</w:t>
+            </w:r>
+          </w:p>
+          <w:p>
+            <w:pPr/>
+            <w:r>
+              <w:t xml:space="preserve">Una foto già aggiunta si può ritagliare di nuovo con </w:t>
+            </w:r>
+            <w:r>
+              <w:rPr>
+                <w:b/>
+              </w:rPr>
+              <w:t xml:space="preserve">✂︎ Ritaglia</w:t>
+            </w:r>
+            <w:r>
+              <w:t xml:space="preserve">.</w:t>
+            </w:r>
+          </w:p>
+        </w:tc>
+      </w:tr>
+    </w:tbl>
+    <w:p>
+      <w:pPr>
+        <w:spacing w:before="0" w:after="120"/>
+      </w:pPr>
+    </w:p>
+    <w:tbl>
+      <w:tblPr>
+        <w:tblW w:w="9360" w:type="dxa"/>
+        <w:tblLayout w:type="fixed"/>
+        <w:tblBorders>
+          <w:top w:val="nil"/>
+          <w:left w:val="nil"/>
+          <w:bottom w:val="nil"/>
+          <w:right w:val="nil"/>
+          <w:insideH w:val="nil"/>
+          <w:insideV w:val="nil"/>
+        </w:tblBorders>
+        <w:tblCellMar>
+          <w:top w:w="60" w:type="dxa"/>
+          <w:left w:w="0" w:type="dxa"/>
+          <w:bottom w:w="60" w:type="dxa"/>
+          <w:right w:w="240" w:type="dxa"/>
+        </w:tblCellMar>
+        <w:tblLook w:val="0000" w:firstRow="0" w:lastRow="0" w:firstColumn="0" w:lastColumn="0" w:noHBand="1" w:noVBand="1"/>
+      </w:tblPr>
+      <w:tblGrid>
+        <w:gridCol w:w="2700"/>
+        <w:gridCol w:w="6660"/>
+      </w:tblGrid>
+      <w:tr>
+        <w:trPr>
+          <w:cantSplit/>
+        </w:trPr>
+        <w:tc>
+          <w:tcPr>
+            <w:tcW w:w="2700" w:type="dxa"/>
+            <w:vAlign w:val="center"/>
+          </w:tcPr>
+          <w:p>
+            <w:pPr>
+              <w:spacing w:before="0" w:after="0"/>
+              <w:jc w:val="center"/>
+            </w:pPr>
+            <w:r>
+              <w:drawing>
+                <wp:inline distT="0" distB="0" distL="0" distR="0">
+                  <wp:extent cx="1479296" cy="3200400"/>
+                  <wp:docPr id="8" name="image8" descr="Lista delle spese di ottobre con i totali"/>
+                  <a:graphic xmlns:a="http://schemas.openxmlformats.org/drawingml/2006/main">
+                    <a:graphicData uri="http://schemas.openxmlformats.org/drawingml/2006/picture">
+                      <pic:pic xmlns:pic="http://schemas.openxmlformats.org/drawingml/2006/picture">
+                        <pic:nvPicPr>
+                          <pic:cNvPr id="8" name="image8" descr="Lista delle spese di ottobre con i totali"/>
+                          <pic:cNvPicPr/>
+                        </pic:nvPicPr>
+                        <pic:blipFill>
+                          <a:blip r:embed="rId11"/>
+                          <a:stretch>
+                            <a:fillRect/>
+                          </a:stretch>
+                        </pic:blipFill>
+                        <pic:spPr>
+                          <a:xfrm>
+                            <a:off x="0" y="0"/>
+                            <a:ext cx="1479296" cy="3200400"/>
+                          </a:xfrm>
+                          <a:prstGeom prst="rect">
+                            <a:avLst/>
+                          </a:prstGeom>
+                        </pic:spPr>
+                      </pic:pic>
+                    </a:graphicData>
+                  </a:graphic>
+                </wp:inline>
+              </w:drawing>
+            </w:r>
+          </w:p>
+        </w:tc>
+        <w:tc>
+          <w:tcPr>
+            <w:tcW w:w="6660" w:type="dxa"/>
+            <w:vAlign w:val="center"/>
+          </w:tcPr>
+          <w:p>
+            <w:pPr/>
+            <w:r>
+              <w:t xml:space="preserve">La lista mostra le spese per giorno, con il totale del mese diviso tra fatture e scontrini; l'icona a graffetta indica che c'è un allegato.</w:t>
+            </w:r>
+          </w:p>
+        </w:tc>
+      </w:tr>
+    </w:tbl>
+    <w:p>
+      <w:pPr>
+        <w:spacing w:before="0" w:after="120"/>
+      </w:pPr>
     </w:p>
     <w:p>
       <w:pPr/>
@@ -800,149 +1331,208 @@
         <w:t xml:space="preserve">A fine mese</w:t>
       </w:r>
     </w:p>
-    <w:p>
-      <w:pPr>
-        <w:pStyle w:val="ListParagraph"/>
-        <w:numPr>
-          <w:ilvl w:val="0"/>
-          <w:numId w:val="9"/>
-        </w:numPr>
-      </w:pPr>
-      <w:r>
-        <w:t xml:space="preserve">Tocca </w:t>
-      </w:r>
-      <w:r>
-        <w:rPr>
-          <w:b/>
-        </w:rPr>
-        <w:t xml:space="preserve">Nota spese</w:t>
-      </w:r>
-      <w:r>
-        <w:t xml:space="preserve"> e controlla i totali di Invoice e Receipt.</w:t>
-      </w:r>
-    </w:p>
-    <w:p>
-      <w:pPr>
-        <w:pStyle w:val="ListParagraph"/>
-        <w:numPr>
-          <w:ilvl w:val="0"/>
-          <w:numId w:val="9"/>
-        </w:numPr>
-      </w:pPr>
-      <w:r>
-        <w:rPr>
-          <w:b/>
-        </w:rPr>
-        <w:t xml:space="preserve">Genera Invoice e Receipt</w:t>
-      </w:r>
-      <w:r>
-        <w:t xml:space="preserve"> crea i due Excel; </w:t>
-      </w:r>
-      <w:r>
-        <w:rPr>
-          <w:b/>
-        </w:rPr>
-        <w:t xml:space="preserve">Documenti (.zip)</w:t>
-      </w:r>
-      <w:r>
-        <w:t xml:space="preserve"> crea i due zip con gli allegati, numerati come la colonna F (</w:t>
-      </w:r>
-      <w:r>
-        <w:rPr>
-          <w:rStyle w:val="CodeChar"/>
-        </w:rPr>
-        <w:t xml:space="preserve">3.pdf</w:t>
-      </w:r>
-      <w:r>
-        <w:t xml:space="preserve">, </w:t>
-      </w:r>
-      <w:r>
-        <w:rPr>
-          <w:rStyle w:val="CodeChar"/>
-        </w:rPr>
-        <w:t xml:space="preserve">3-1.jpg</w:t>
-      </w:r>
-      <w:r>
-        <w:t xml:space="preserve">).</w:t>
-      </w:r>
-    </w:p>
-    <w:p>
-      <w:pPr>
-        <w:pStyle w:val="ListParagraph"/>
-        <w:numPr>
-          <w:ilvl w:val="0"/>
-          <w:numId w:val="9"/>
-        </w:numPr>
-      </w:pPr>
-      <w:r>
-        <w:t xml:space="preserve">Salvali con </w:t>
-      </w:r>
-      <w:r>
-        <w:rPr>
-          <w:b/>
-        </w:rPr>
-        <w:t xml:space="preserve">Salva su File</w:t>
-      </w:r>
-      <w:r>
-        <w:t xml:space="preserve"> (OneDrive, iCloud Drive) o inviali per mail.</w:t>
-      </w:r>
-    </w:p>
-    <w:p>
-      <w:pPr>
-        <w:pStyle w:val="ListParagraph"/>
-        <w:numPr>
-          <w:ilvl w:val="0"/>
-          <w:numId w:val="9"/>
-        </w:numPr>
-      </w:pPr>
-      <w:r>
-        <w:t xml:space="preserve">Per i documenti di carta, apri </w:t>
-      </w:r>
-      <w:r>
-        <w:rPr>
-          <w:b/>
-        </w:rPr>
-        <w:t xml:space="preserve">Elenco numerato</w:t>
-      </w:r>
-      <w:r>
-        <w:t xml:space="preserve"> e scrivi i numeri solo adesso: la numerazione segue la data e cambia se aggiungi una spesa precedente.</w:t>
-      </w:r>
-    </w:p>
-    <w:p>
-      <w:pPr/>
-      <w:r>
-        <w:drawing>
-          <wp:inline distT="0" distB="0" distL="0" distR="0">
-            <wp:extent cx="2324100" cy="5029200"/>
-            <wp:docPr id="9" name="image9" descr="Nota spese: totali per voce ed elenco numerato"/>
-            <a:graphic xmlns:a="http://schemas.openxmlformats.org/drawingml/2006/main">
-              <a:graphicData uri="http://schemas.openxmlformats.org/drawingml/2006/picture">
-                <pic:pic xmlns:pic="http://schemas.openxmlformats.org/drawingml/2006/picture">
-                  <pic:nvPicPr>
-                    <pic:cNvPr id="9" name="image9" descr="Nota spese: totali per voce ed elenco numerato"/>
-                    <pic:cNvPicPr/>
-                  </pic:nvPicPr>
-                  <pic:blipFill>
-                    <a:blip r:embed="rId12"/>
-                    <a:stretch>
-                      <a:fillRect/>
-                    </a:stretch>
-                  </pic:blipFill>
-                  <pic:spPr>
-                    <a:xfrm>
-                      <a:off x="0" y="0"/>
-                      <a:ext cx="2324100" cy="5029200"/>
-                    </a:xfrm>
-                    <a:prstGeom prst="rect">
-                      <a:avLst/>
-                    </a:prstGeom>
-                  </pic:spPr>
-                </pic:pic>
-              </a:graphicData>
-            </a:graphic>
-          </wp:inline>
-        </w:drawing>
-      </w:r>
+    <w:tbl>
+      <w:tblPr>
+        <w:tblW w:w="9360" w:type="dxa"/>
+        <w:tblLayout w:type="fixed"/>
+        <w:tblBorders>
+          <w:top w:val="nil"/>
+          <w:left w:val="nil"/>
+          <w:bottom w:val="nil"/>
+          <w:right w:val="nil"/>
+          <w:insideH w:val="nil"/>
+          <w:insideV w:val="nil"/>
+        </w:tblBorders>
+        <w:tblCellMar>
+          <w:top w:w="60" w:type="dxa"/>
+          <w:left w:w="0" w:type="dxa"/>
+          <w:bottom w:w="60" w:type="dxa"/>
+          <w:right w:w="240" w:type="dxa"/>
+        </w:tblCellMar>
+        <w:tblLook w:val="0000" w:firstRow="0" w:lastRow="0" w:firstColumn="0" w:lastColumn="0" w:noHBand="1" w:noVBand="1"/>
+      </w:tblPr>
+      <w:tblGrid>
+        <w:gridCol w:w="2700"/>
+        <w:gridCol w:w="6660"/>
+      </w:tblGrid>
+      <w:tr>
+        <w:trPr>
+          <w:cantSplit/>
+        </w:trPr>
+        <w:tc>
+          <w:tcPr>
+            <w:tcW w:w="2700" w:type="dxa"/>
+            <w:vAlign w:val="center"/>
+          </w:tcPr>
+          <w:p>
+            <w:pPr>
+              <w:spacing w:before="0" w:after="0"/>
+              <w:jc w:val="center"/>
+            </w:pPr>
+            <w:r>
+              <w:drawing>
+                <wp:inline distT="0" distB="0" distL="0" distR="0">
+                  <wp:extent cx="1479296" cy="3200400"/>
+                  <wp:docPr id="9" name="image9" descr="Nota spese: totali per voce ed elenco numerato"/>
+                  <a:graphic xmlns:a="http://schemas.openxmlformats.org/drawingml/2006/main">
+                    <a:graphicData uri="http://schemas.openxmlformats.org/drawingml/2006/picture">
+                      <pic:pic xmlns:pic="http://schemas.openxmlformats.org/drawingml/2006/picture">
+                        <pic:nvPicPr>
+                          <pic:cNvPr id="9" name="image9" descr="Nota spese: totali per voce ed elenco numerato"/>
+                          <pic:cNvPicPr/>
+                        </pic:nvPicPr>
+                        <pic:blipFill>
+                          <a:blip r:embed="rId12"/>
+                          <a:stretch>
+                            <a:fillRect/>
+                          </a:stretch>
+                        </pic:blipFill>
+                        <pic:spPr>
+                          <a:xfrm>
+                            <a:off x="0" y="0"/>
+                            <a:ext cx="1479296" cy="3200400"/>
+                          </a:xfrm>
+                          <a:prstGeom prst="rect">
+                            <a:avLst/>
+                          </a:prstGeom>
+                        </pic:spPr>
+                      </pic:pic>
+                    </a:graphicData>
+                  </a:graphic>
+                </wp:inline>
+              </w:drawing>
+            </w:r>
+          </w:p>
+        </w:tc>
+        <w:tc>
+          <w:tcPr>
+            <w:tcW w:w="6660" w:type="dxa"/>
+            <w:vAlign w:val="center"/>
+          </w:tcPr>
+          <w:p>
+            <w:pPr>
+              <w:pStyle w:val="ListParagraph"/>
+              <w:numPr>
+                <w:ilvl w:val="0"/>
+                <w:numId w:val="9"/>
+              </w:numPr>
+            </w:pPr>
+            <w:r>
+              <w:t xml:space="preserve">Tocca </w:t>
+            </w:r>
+            <w:r>
+              <w:rPr>
+                <w:b/>
+              </w:rPr>
+              <w:t xml:space="preserve">Nota spese</w:t>
+            </w:r>
+            <w:r>
+              <w:t xml:space="preserve"> e controlla i totali di Invoice e Receipt.</w:t>
+            </w:r>
+          </w:p>
+          <w:p>
+            <w:pPr>
+              <w:pStyle w:val="ListParagraph"/>
+              <w:numPr>
+                <w:ilvl w:val="0"/>
+                <w:numId w:val="9"/>
+              </w:numPr>
+            </w:pPr>
+            <w:r>
+              <w:rPr>
+                <w:b/>
+              </w:rPr>
+              <w:t xml:space="preserve">Genera Invoice e Receipt</w:t>
+            </w:r>
+            <w:r>
+              <w:t xml:space="preserve"> crea i due Excel; </w:t>
+            </w:r>
+            <w:r>
+              <w:rPr>
+                <w:b/>
+              </w:rPr>
+              <w:t xml:space="preserve">Documenti (.zip)</w:t>
+            </w:r>
+            <w:r>
+              <w:t xml:space="preserve"> crea i due zip con gli allegati, numerati come la colonna F (</w:t>
+            </w:r>
+            <w:r>
+              <w:rPr>
+                <w:rStyle w:val="CodeChar"/>
+              </w:rPr>
+              <w:t xml:space="preserve">3.pdf</w:t>
+            </w:r>
+            <w:r>
+              <w:t xml:space="preserve">, </w:t>
+            </w:r>
+            <w:r>
+              <w:rPr>
+                <w:rStyle w:val="CodeChar"/>
+              </w:rPr>
+              <w:t xml:space="preserve">3-1.jpg</w:t>
+            </w:r>
+            <w:r>
+              <w:t xml:space="preserve">); </w:t>
+            </w:r>
+            <w:r>
+              <w:rPr>
+                <w:b/>
+              </w:rPr>
+              <w:t xml:space="preserve">Documenti (.pdf)</w:t>
+            </w:r>
+            <w:r>
+              <w:t xml:space="preserve"> crea due PDF con una pagina per documento e il numero in rosso in alto, sopra il documento (#5, oppure #5.1 e #5.2 se ha più pagine).</w:t>
+            </w:r>
+          </w:p>
+          <w:p>
+            <w:pPr>
+              <w:pStyle w:val="ListParagraph"/>
+              <w:numPr>
+                <w:ilvl w:val="0"/>
+                <w:numId w:val="9"/>
+              </w:numPr>
+            </w:pPr>
+            <w:r>
+              <w:t xml:space="preserve">Salvali con </w:t>
+            </w:r>
+            <w:r>
+              <w:rPr>
+                <w:b/>
+              </w:rPr>
+              <w:t xml:space="preserve">Salva su File</w:t>
+            </w:r>
+            <w:r>
+              <w:t xml:space="preserve"> (OneDrive, iCloud Drive) o inviali per mail.</w:t>
+            </w:r>
+          </w:p>
+          <w:p>
+            <w:pPr>
+              <w:pStyle w:val="ListParagraph"/>
+              <w:numPr>
+                <w:ilvl w:val="0"/>
+                <w:numId w:val="9"/>
+              </w:numPr>
+            </w:pPr>
+            <w:r>
+              <w:t xml:space="preserve">Per i documenti di carta, apri </w:t>
+            </w:r>
+            <w:r>
+              <w:rPr>
+                <w:b/>
+              </w:rPr>
+              <w:t xml:space="preserve">Elenco numerato</w:t>
+            </w:r>
+            <w:r>
+              <w:t xml:space="preserve"> e scrivi i numeri solo adesso: la numerazione segue la data (nello stesso giorno, l'ordine delle colonne del modello) e cambia se aggiungi una spesa precedente.</w:t>
+            </w:r>
+          </w:p>
+        </w:tc>
+      </w:tr>
+    </w:tbl>
+    <w:p>
+      <w:pPr>
+        <w:spacing w:before="0" w:after="120"/>
+      </w:pPr>
     </w:p>
     <w:p>
       <w:pPr>
